--- a/word_reports/LP_0259_위치_126_Olivia Newton John_Greate.docx
+++ b/word_reports/LP_0259_위치_126_Olivia Newton John_Greate.docx
@@ -4,7 +4,7 @@
   <w:body>
     <w:p>
       <w:pPr>
-        <w:spacing w:after="280"/>
+        <w:spacing w:after="80"/>
       </w:pPr>
       <w:r>
         <w:rPr w:rFonts="맑은 고딕">
@@ -13,94 +13,47 @@
           <w:color w:val="1E3A8A"/>
           <w:sz w:val="30"/>
         </w:rPr>
-        <w:t>[126] Olivia Newton John - Greatest Hits</w:t>
+        <w:t>Olivia Newton John (올리비아 뉴튼 존) - Greatest Hits</w:t>
       </w:r>
     </w:p>
     <w:p>
       <w:pPr>
-        <w:spacing w:after="320"/>
+        <w:spacing w:after="240"/>
       </w:pPr>
       <w:r>
         <w:rPr w:rFonts="맑은 고딕">
           <w:rFonts w:ascii="맑은 고딕" w:hAnsi="맑은 고딕" w:eastAsia="맑은 고딕"/>
           <w:b/>
-          <w:sz w:val="20"/>
+          <w:color w:val="4B5563"/>
+          <w:sz w:val="22"/>
         </w:rPr>
-        <w:t>■ 위치 : 126</w:t>
-        <w:br/>
-      </w:r>
-      <w:r>
-        <w:rPr w:rFonts="맑은 고딕">
-          <w:rFonts w:ascii="맑은 고딕" w:hAnsi="맑은 고딕" w:eastAsia="맑은 고딕"/>
-          <w:b/>
-          <w:sz w:val="20"/>
-        </w:rPr>
-        <w:t>■ 아티스트 : Olivia Newton John</w:t>
-        <w:br/>
-      </w:r>
-      <w:r>
-        <w:rPr w:rFonts="맑은 고딕">
-          <w:rFonts w:ascii="맑은 고딕" w:hAnsi="맑은 고딕" w:eastAsia="맑은 고딕"/>
-          <w:b/>
-          <w:sz w:val="20"/>
-        </w:rPr>
-        <w:t>■ 앨범명 : Greatest Hits</w:t>
-        <w:br/>
-      </w:r>
-      <w:r>
-        <w:rPr w:rFonts="맑은 고딕">
-          <w:rFonts w:ascii="맑은 고딕" w:hAnsi="맑은 고딕" w:eastAsia="맑은 고딕"/>
-          <w:b w:val="0"/>
-          <w:sz w:val="20"/>
-        </w:rPr>
-        <w:t>■ 음반 레이블 : MCA Records / EMI</w:t>
-        <w:br/>
-      </w:r>
-      <w:r>
-        <w:rPr w:rFonts="맑은 고딕">
-          <w:rFonts w:ascii="맑은 고딕" w:hAnsi="맑은 고딕" w:eastAsia="맑은 고딕"/>
-          <w:b w:val="0"/>
-          <w:sz w:val="20"/>
-        </w:rPr>
-        <w:t>■ 발매년도 : 1977</w:t>
-        <w:br/>
-      </w:r>
-      <w:r>
-        <w:rPr w:rFonts="맑은 고딕">
-          <w:rFonts w:ascii="맑은 고딕" w:hAnsi="맑은 고딕" w:eastAsia="맑은 고딕"/>
-          <w:b w:val="0"/>
-          <w:sz w:val="20"/>
-        </w:rPr>
-        <w:t>■ 장르 : 팝, 컨트리 팝, 소프트 록 (Pop, Country Pop, Soft Rock)</w:t>
-        <w:br/>
-      </w:r>
-      <w:r>
-        <w:rPr w:rFonts="맑은 고딕">
-          <w:rFonts w:ascii="맑은 고딕" w:hAnsi="맑은 고딕" w:eastAsia="맑은 고딕"/>
-          <w:b w:val="0"/>
-          <w:sz w:val="20"/>
-        </w:rPr>
-        <w:t>■ 주요 수록곡 : 1. I Honestly Love You</w:t>
-        <w:br/>
+        <w:t>위치 :  126</w:t>
       </w:r>
     </w:p>
     <w:p>
       <w:pPr>
-        <w:spacing w:after="160"/>
+        <w:spacing w:line="324" w:lineRule="auto" w:before="80" w:after="160"/>
       </w:pPr>
       <w:r>
         <w:rPr w:rFonts="맑은 고딕">
           <w:rFonts w:ascii="맑은 고딕" w:hAnsi="맑은 고딕" w:eastAsia="맑은 고딕"/>
           <w:b/>
           <w:color w:val="1F2937"/>
-          <w:sz w:val="24"/>
+          <w:sz w:val="22"/>
         </w:rPr>
-        <w:t>■ 음반 해설 및 감상 가이드</w:t>
+        <w:t xml:space="preserve">[음반 소개] </w:t>
+      </w:r>
+      <w:r>
+        <w:rPr w:rFonts="맑은 고딕">
+          <w:rFonts w:ascii="맑은 고딕" w:hAnsi="맑은 고딕" w:eastAsia="맑은 고딕"/>
+          <w:b w:val="0"/>
+          <w:sz w:val="21"/>
+        </w:rPr>
       </w:r>
     </w:p>
     <w:p>
       <w:pPr>
-        <w:spacing w:line="312" w:lineRule="auto" w:after="120"/>
+        <w:spacing w:line="324" w:lineRule="auto" w:after="120"/>
       </w:pPr>
       <w:r>
         <w:rPr w:rFonts="맑은 고딕">
@@ -108,51 +61,516 @@
           <w:b w:val="0"/>
           <w:sz w:val="21"/>
         </w:rPr>
-        <w:t>1970년대 대중음악씬을 맑고 서정적인 빛으로 수놓은 올리비아 뉴튼 존(Olivia Newton-John)의 &lt;Greatest Hits&gt;는 그녀가 세계적인 팝 아이콘으로 자리매김하기까지의 눈부신 여정을 집대성한 명반입니다. 1977년에 발매된 이 앨범은 뮤지컬 영화 &lt;그리스(Grease)&gt;를 통한 파격적인 변신 직전, 청아한 음색과 무해한 매력으로 전 세계 음악 팬들의 마음을 사로잡았던 그녀의 황금기 초기 음악 세계를 정밀하게 조명합니다. 발매 당시 빌보드 앨범 차트 상위권에 오르고 멀티 플래티넘을 기록하며 그녀의 거부할 수 없는 대중적 영향력을 입증했습니다.</w:t>
+        <w:t>순백의 수정처럼 맑고 투명한 음색으로 1970년대 팝 음악계의 은막을 화려하게 수놓았던 올리비아 뉴튼 존의 첫 번째 황금기를 갈무리한 기념비적 명반입니다. 컨트리의 소박한 서정성과 팝의 유려한 멜로디가 절묘하게 교차하던 시절, 그녀가 세상에 건넨 순수한 위로와 눈부신 낭만이 아날로그 그루브 속에 오롯이 새겨져 있습니다. 시대를 초월하여 듣는 이의 메마른 감성을 촉촉하게 적셔주는 그녀의 초기 대표작들은 반세기가 흐른 오늘날에도 여전히 영롱한 빛을 발합니다.</w:t>
       </w:r>
     </w:p>
     <w:p>
       <w:pPr>
-        <w:spacing w:line="312" w:lineRule="auto" w:after="120"/>
+        <w:spacing w:line="324" w:lineRule="auto" w:before="200" w:after="80"/>
       </w:pPr>
+      <w:r>
+        <w:rPr w:rFonts="맑은 고딕">
+          <w:rFonts w:ascii="맑은 고딕" w:hAnsi="맑은 고딕" w:eastAsia="맑은 고딕"/>
+          <w:b/>
+          <w:color w:val="1E3A8A"/>
+          <w:sz w:val="24"/>
+        </w:rPr>
+        <w:t>1. 음반 데이터</w:t>
+      </w:r>
+    </w:p>
+    <w:p>
+      <w:pPr>
+        <w:spacing w:line="324" w:lineRule="auto" w:after="80"/>
+      </w:pPr>
+      <w:r>
+        <w:rPr w:rFonts="맑은 고딕">
+          <w:rFonts w:ascii="맑은 고딕" w:hAnsi="맑은 고딕" w:eastAsia="맑은 고딕"/>
+          <w:b w:val="0"/>
+          <w:color w:val="6B7280"/>
+          <w:sz w:val="21"/>
+        </w:rPr>
+        <w:t xml:space="preserve">· </w:t>
+      </w:r>
+      <w:r>
+        <w:rPr w:rFonts="맑은 고딕">
+          <w:rFonts w:ascii="맑은 고딕" w:hAnsi="맑은 고딕" w:eastAsia="맑은 고딕"/>
+          <w:b/>
+          <w:color w:val="1F2937"/>
+          <w:sz w:val="21"/>
+        </w:rPr>
+        <w:t xml:space="preserve">앨범명: </w:t>
+      </w:r>
       <w:r>
         <w:rPr w:rFonts="맑은 고딕">
           <w:rFonts w:ascii="맑은 고딕" w:hAnsi="맑은 고딕" w:eastAsia="맑은 고딕"/>
           <w:b w:val="0"/>
           <w:sz w:val="21"/>
         </w:rPr>
-        <w:t>이 음반의 가장 큰 미학적 가치는 올리비아 뉴튼 존 특유의 '수정처럼 투명하고 맑은 음색'과 어쿠스틱한 팝 멜로디의 완벽한 조화에 있습니다. 음악적 동반자인 프로듀서 존 파라(John Farrar)와의 세련된 협업을 통해 컨트리 음악의 따스한 감성과 팝 음악의 캐치한 서정성을 이상적으로 융합해 냈습니다. 그녀의 보컬은 과도한 기교 없이도 정교한 감정 표현과 진정성을 전달하며, 듣는 이에게 완벽한 안식과 따스한 감동을 선사합니다.</w:t>
+        <w:t>Greatest Hits</w:t>
       </w:r>
     </w:p>
     <w:p>
       <w:pPr>
-        <w:spacing w:line="312" w:lineRule="auto" w:after="120"/>
+        <w:spacing w:line="324" w:lineRule="auto" w:after="80"/>
       </w:pPr>
+      <w:r>
+        <w:rPr w:rFonts="맑은 고딕">
+          <w:rFonts w:ascii="맑은 고딕" w:hAnsi="맑은 고딕" w:eastAsia="맑은 고딕"/>
+          <w:b w:val="0"/>
+          <w:color w:val="6B7280"/>
+          <w:sz w:val="21"/>
+        </w:rPr>
+        <w:t xml:space="preserve">· </w:t>
+      </w:r>
+      <w:r>
+        <w:rPr w:rFonts="맑은 고딕">
+          <w:rFonts w:ascii="맑은 고딕" w:hAnsi="맑은 고딕" w:eastAsia="맑은 고딕"/>
+          <w:b/>
+          <w:color w:val="1F2937"/>
+          <w:sz w:val="21"/>
+        </w:rPr>
+        <w:t xml:space="preserve">아티스트: </w:t>
+      </w:r>
       <w:r>
         <w:rPr w:rFonts="맑은 고딕">
           <w:rFonts w:ascii="맑은 고딕" w:hAnsi="맑은 고딕" w:eastAsia="맑은 고딕"/>
           <w:b w:val="0"/>
           <w:sz w:val="21"/>
         </w:rPr>
-        <w:t>수록곡 하나하나가 팝 역사의 찬란한 유산으로 채워져 있습니다. 그녀에게 그래미 '올해의 레코드'상을 안겨준 서정적 발라드의 최고봉 "I Honestly Love You"는 절제된 보컬 속 깊은 울림을 전하며, 빌보드 싱글 차트 1위를 차지했던 "Have You Never Been Mellow"는 경쾌하면서도 아련한 멜로디로 유연한 보컬 라인의 정수를 보여줍니다. 또한, 컨트리 팝의 매력이 돋보이는 "Let Me Be There"와 "If You Love Me (Let Me Know)"에서는 싱그러운 에너지를, 풍부한 현악 편곡이 돋보이는 "Sam"에서는 한층 깊어진 음영을 감상할 수 있습니다.</w:t>
+        <w:t>Olivia Newton John (올리비아 뉴튼 존)</w:t>
       </w:r>
     </w:p>
     <w:p>
       <w:pPr>
-        <w:spacing w:line="312" w:lineRule="auto" w:after="120"/>
+        <w:spacing w:line="324" w:lineRule="auto" w:after="80"/>
       </w:pPr>
+      <w:r>
+        <w:rPr w:rFonts="맑은 고딕">
+          <w:rFonts w:ascii="맑은 고딕" w:hAnsi="맑은 고딕" w:eastAsia="맑은 고딕"/>
+          <w:b w:val="0"/>
+          <w:color w:val="6B7280"/>
+          <w:sz w:val="21"/>
+        </w:rPr>
+        <w:t xml:space="preserve">· </w:t>
+      </w:r>
+      <w:r>
+        <w:rPr w:rFonts="맑은 고딕">
+          <w:rFonts w:ascii="맑은 고딕" w:hAnsi="맑은 고딕" w:eastAsia="맑은 고딕"/>
+          <w:b/>
+          <w:color w:val="1F2937"/>
+          <w:sz w:val="21"/>
+        </w:rPr>
+        <w:t xml:space="preserve">발매 정보: </w:t>
+      </w:r>
       <w:r>
         <w:rPr w:rFonts="맑은 고딕">
           <w:rFonts w:ascii="맑은 고딕" w:hAnsi="맑은 고딕" w:eastAsia="맑은 고딕"/>
           <w:b w:val="0"/>
           <w:sz w:val="21"/>
         </w:rPr>
-        <w:t>따뜻하고 풍부한 질감을 지닌 아날로그 LP로 감상하는 이 베스트 앨범은 1970년대 순수했던 팝 아카이브의 진수를 선사합니다. 청아한 음색 뒤에 숨겨진 깊은 감수성과 세련된 편곡은 세월이 흘러도 변치 않는 클래식으로서의 가치를 증명합니다. 편안함과 위로가 필요한 순간, 턴테이블 위에서 회전하는 이 음반은 청자에게 더없이 고풍스럽고 아늑한 음악적 안식처를 제공할 것입니다.</w:t>
+        <w:t>1977년 MCA 레코드를 통해 발매된 본작은 1971년 데뷔 이래 컨트리와 팝의 경계를 허물며 전 세계적인 연인으로 도약한 올리비아 뉴튼 존의 초기 전성기 대표곡들을 완벽하게 집대성한 정규 베스트 앨범입니다.</w:t>
+      </w:r>
+    </w:p>
+    <w:p>
+      <w:pPr>
+        <w:spacing w:line="324" w:lineRule="auto" w:after="80"/>
+      </w:pPr>
+      <w:r>
+        <w:rPr w:rFonts="맑은 고딕">
+          <w:rFonts w:ascii="맑은 고딕" w:hAnsi="맑은 고딕" w:eastAsia="맑은 고딕"/>
+          <w:b w:val="0"/>
+          <w:color w:val="6B7280"/>
+          <w:sz w:val="21"/>
+        </w:rPr>
+        <w:t xml:space="preserve">· </w:t>
+      </w:r>
+      <w:r>
+        <w:rPr w:rFonts="맑은 고딕">
+          <w:rFonts w:ascii="맑은 고딕" w:hAnsi="맑은 고딕" w:eastAsia="맑은 고딕"/>
+          <w:b/>
+          <w:color w:val="1F2937"/>
+          <w:sz w:val="21"/>
+        </w:rPr>
+        <w:t xml:space="preserve">LP 인기도(판매량): </w:t>
+      </w:r>
+      <w:r>
+        <w:rPr w:rFonts="맑은 고딕">
+          <w:rFonts w:ascii="맑은 고딕" w:hAnsi="맑은 고딕" w:eastAsia="맑은 고딕"/>
+          <w:b w:val="0"/>
+          <w:sz w:val="21"/>
+        </w:rPr>
+        <w:t>발매 직후 미국 빌보드 200 앨범 차트 최상위권에 오르고 미국 내에서만 200만 장 이상의 판매고를 기록하여 미국음반산업협회(RIAA) 더블 플래티넘을 공인받았으며, 영국, 캐나다, 일본 등 전 세계 차트를 석권하며 폭발적인 상업적 성공을 거두었습니다.</w:t>
+      </w:r>
+    </w:p>
+    <w:p>
+      <w:pPr>
+        <w:spacing w:line="324" w:lineRule="auto" w:after="80"/>
+      </w:pPr>
+      <w:r>
+        <w:rPr w:rFonts="맑은 고딕">
+          <w:rFonts w:ascii="맑은 고딕" w:hAnsi="맑은 고딕" w:eastAsia="맑은 고딕"/>
+          <w:b w:val="0"/>
+          <w:color w:val="6B7280"/>
+          <w:sz w:val="21"/>
+        </w:rPr>
+        <w:t xml:space="preserve">· </w:t>
+      </w:r>
+      <w:r>
+        <w:rPr w:rFonts="맑은 고딕">
+          <w:rFonts w:ascii="맑은 고딕" w:hAnsi="맑은 고딕" w:eastAsia="맑은 고딕"/>
+          <w:b/>
+          <w:color w:val="1F2937"/>
+          <w:sz w:val="21"/>
+        </w:rPr>
+        <w:t xml:space="preserve">각종 수상경력: </w:t>
+      </w:r>
+      <w:r>
+        <w:rPr w:rFonts="맑은 고딕">
+          <w:rFonts w:ascii="맑은 고딕" w:hAnsi="맑은 고딕" w:eastAsia="맑은 고딕"/>
+          <w:b w:val="0"/>
+          <w:sz w:val="21"/>
+        </w:rPr>
+        <w:t>앨범에 수록된 불후의 명곡 "I Honestly Love You"로 그래미 어워드 '올해의 레코드(Record of the Year)' 및 '최우수 여성 팝 보컬'을 수상하고, "Let Me Be There"로 '최우수 여성 컨트리 보컬'을 거머쥐었으며, 아메리칸 뮤직 어워드(AMA)의 주요 부문을 휩쓸며 당대 대중음악계 최고의 디바로 확고히 공인받았습니다.</w:t>
+      </w:r>
+    </w:p>
+    <w:p>
+      <w:pPr>
+        <w:spacing w:line="324" w:lineRule="auto" w:before="200" w:after="80"/>
+      </w:pPr>
+      <w:r>
+        <w:rPr w:rFonts="맑은 고딕">
+          <w:rFonts w:ascii="맑은 고딕" w:hAnsi="맑은 고딕" w:eastAsia="맑은 고딕"/>
+          <w:b/>
+          <w:color w:val="1E3A8A"/>
+          <w:sz w:val="24"/>
+        </w:rPr>
+        <w:t>2. 아티스트 정보</w:t>
+      </w:r>
+    </w:p>
+    <w:p>
+      <w:pPr>
+        <w:spacing w:line="324" w:lineRule="auto" w:after="80"/>
+      </w:pPr>
+      <w:r>
+        <w:rPr w:rFonts="맑은 고딕">
+          <w:rFonts w:ascii="맑은 고딕" w:hAnsi="맑은 고딕" w:eastAsia="맑은 고딕"/>
+          <w:b w:val="0"/>
+          <w:color w:val="6B7280"/>
+          <w:sz w:val="21"/>
+        </w:rPr>
+        <w:t xml:space="preserve">· </w:t>
+      </w:r>
+      <w:r>
+        <w:rPr w:rFonts="맑은 고딕">
+          <w:rFonts w:ascii="맑은 고딕" w:hAnsi="맑은 고딕" w:eastAsia="맑은 고딕"/>
+          <w:b/>
+          <w:color w:val="1F2937"/>
+          <w:sz w:val="21"/>
+        </w:rPr>
+        <w:t xml:space="preserve">국적: </w:t>
+      </w:r>
+      <w:r>
+        <w:rPr w:rFonts="맑은 고딕">
+          <w:rFonts w:ascii="맑은 고딕" w:hAnsi="맑은 고딕" w:eastAsia="맑은 고딕"/>
+          <w:b w:val="0"/>
+          <w:sz w:val="21"/>
+        </w:rPr>
+        <w:t>영국 / 호주</w:t>
+      </w:r>
+    </w:p>
+    <w:p>
+      <w:pPr>
+        <w:spacing w:line="324" w:lineRule="auto" w:after="80"/>
+      </w:pPr>
+      <w:r>
+        <w:rPr w:rFonts="맑은 고딕">
+          <w:rFonts w:ascii="맑은 고딕" w:hAnsi="맑은 고딕" w:eastAsia="맑은 고딕"/>
+          <w:b w:val="0"/>
+          <w:color w:val="6B7280"/>
+          <w:sz w:val="21"/>
+        </w:rPr>
+        <w:t xml:space="preserve">· </w:t>
+      </w:r>
+      <w:r>
+        <w:rPr w:rFonts="맑은 고딕">
+          <w:rFonts w:ascii="맑은 고딕" w:hAnsi="맑은 고딕" w:eastAsia="맑은 고딕"/>
+          <w:b/>
+          <w:color w:val="1F2937"/>
+          <w:sz w:val="21"/>
+        </w:rPr>
+        <w:t xml:space="preserve">생몰년도: </w:t>
+      </w:r>
+      <w:r>
+        <w:rPr w:rFonts="맑은 고딕">
+          <w:rFonts w:ascii="맑은 고딕" w:hAnsi="맑은 고딕" w:eastAsia="맑은 고딕"/>
+          <w:b w:val="0"/>
+          <w:sz w:val="21"/>
+        </w:rPr>
+        <w:t>1948년 9월 26일 ~ 2022년 8월 8일</w:t>
+      </w:r>
+    </w:p>
+    <w:p>
+      <w:pPr>
+        <w:spacing w:line="324" w:lineRule="auto" w:after="80"/>
+      </w:pPr>
+      <w:r>
+        <w:rPr w:rFonts="맑은 고딕">
+          <w:rFonts w:ascii="맑은 고딕" w:hAnsi="맑은 고딕" w:eastAsia="맑은 고딕"/>
+          <w:b w:val="0"/>
+          <w:color w:val="6B7280"/>
+          <w:sz w:val="21"/>
+        </w:rPr>
+        <w:t xml:space="preserve">· </w:t>
+      </w:r>
+      <w:r>
+        <w:rPr w:rFonts="맑은 고딕">
+          <w:rFonts w:ascii="맑은 고딕" w:hAnsi="맑은 고딕" w:eastAsia="맑은 고딕"/>
+          <w:b/>
+          <w:color w:val="1F2937"/>
+          <w:sz w:val="21"/>
+        </w:rPr>
+        <w:t xml:space="preserve">그룹 소속: </w:t>
+      </w:r>
+      <w:r>
+        <w:rPr w:rFonts="맑은 고딕">
+          <w:rFonts w:ascii="맑은 고딕" w:hAnsi="맑은 고딕" w:eastAsia="맑은 고딕"/>
+          <w:b w:val="0"/>
+          <w:sz w:val="21"/>
+        </w:rPr>
+        <w:t>솔로</w:t>
+      </w:r>
+    </w:p>
+    <w:p>
+      <w:pPr>
+        <w:spacing w:line="324" w:lineRule="auto" w:after="80"/>
+      </w:pPr>
+      <w:r>
+        <w:rPr w:rFonts="맑은 고딕">
+          <w:rFonts w:ascii="맑은 고딕" w:hAnsi="맑은 고딕" w:eastAsia="맑은 고딕"/>
+          <w:b w:val="0"/>
+          <w:color w:val="6B7280"/>
+          <w:sz w:val="21"/>
+        </w:rPr>
+        <w:t xml:space="preserve">· </w:t>
+      </w:r>
+      <w:r>
+        <w:rPr w:rFonts="맑은 고딕">
+          <w:rFonts w:ascii="맑은 고딕" w:hAnsi="맑은 고딕" w:eastAsia="맑은 고딕"/>
+          <w:b/>
+          <w:color w:val="1F2937"/>
+          <w:sz w:val="21"/>
+        </w:rPr>
+        <w:t xml:space="preserve">아티스트 소개: </w:t>
+      </w:r>
+      <w:r>
+        <w:rPr w:rFonts="맑은 고딕">
+          <w:rFonts w:ascii="맑은 고딕" w:hAnsi="맑은 고딕" w:eastAsia="맑은 고딕"/>
+          <w:b w:val="0"/>
+          <w:sz w:val="21"/>
+        </w:rPr>
+        <w:t>티 없이 맑은 미성과 탁월한 음악적 감수성으로 포크, 컨트리, 팝, 뮤지컬 영화 음악에 이르기까지 폭넓은 스펙트럼을 유려하게 아우른 20세기 팝 음악사의 독보적인 디바입니다. 영화 &lt;그리스(Grease)&gt;의 대성공과 80년대 "Physical" 신드롬 이전, 따스하고 서정적인 보컬로 전 세계 음악 팬들의 마음을 어루만지며 대중문화의 상징적 아이콘으로 영원히 각인되었습니다.</w:t>
+      </w:r>
+    </w:p>
+    <w:p>
+      <w:pPr>
+        <w:spacing w:line="324" w:lineRule="auto" w:before="200" w:after="80"/>
+      </w:pPr>
+      <w:r>
+        <w:rPr w:rFonts="맑은 고딕">
+          <w:rFonts w:ascii="맑은 고딕" w:hAnsi="맑은 고딕" w:eastAsia="맑은 고딕"/>
+          <w:b/>
+          <w:color w:val="1E3A8A"/>
+          <w:sz w:val="24"/>
+        </w:rPr>
+        <w:t>3. 음반 상세 분석</w:t>
+      </w:r>
+    </w:p>
+    <w:p>
+      <w:pPr>
+        <w:spacing w:line="324" w:lineRule="auto" w:after="80"/>
+      </w:pPr>
+      <w:r>
+        <w:rPr w:rFonts="맑은 고딕">
+          <w:rFonts w:ascii="맑은 고딕" w:hAnsi="맑은 고딕" w:eastAsia="맑은 고딕"/>
+          <w:b w:val="0"/>
+          <w:color w:val="6B7280"/>
+          <w:sz w:val="21"/>
+        </w:rPr>
+        <w:t xml:space="preserve">· </w:t>
+      </w:r>
+      <w:r>
+        <w:rPr w:rFonts="맑은 고딕">
+          <w:rFonts w:ascii="맑은 고딕" w:hAnsi="맑은 고딕" w:eastAsia="맑은 고딕"/>
+          <w:b/>
+          <w:color w:val="1F2937"/>
+          <w:sz w:val="21"/>
+        </w:rPr>
+        <w:t xml:space="preserve">역사적 위치: </w:t>
+      </w:r>
+      <w:r>
+        <w:rPr w:rFonts="맑은 고딕">
+          <w:rFonts w:ascii="맑은 고딕" w:hAnsi="맑은 고딕" w:eastAsia="맑은 고딕"/>
+          <w:b w:val="0"/>
+          <w:sz w:val="21"/>
+        </w:rPr>
+        <w:t>1970년대 어쿠스틱 포크와 컨트리 팝이 주류 대중음악의 중심에 서 있던 시기, 보컬리스트로서 올리비아 뉴튼 존이 구축한 가장 순수하고 찬란한 음악적 정점을 증명하는 작품입니다. 빌보드 정상을 정복한 메가 히트곡들이 유기적으로 엮여 있어 단순한 모음집을 넘어 한 시대의 낭만주의 팝 미학을 완결한 마스터피스로 평가받습니다.</w:t>
+      </w:r>
+    </w:p>
+    <w:p>
+      <w:pPr>
+        <w:spacing w:line="324" w:lineRule="auto" w:after="80"/>
+      </w:pPr>
+      <w:r>
+        <w:rPr w:rFonts="맑은 고딕">
+          <w:rFonts w:ascii="맑은 고딕" w:hAnsi="맑은 고딕" w:eastAsia="맑은 고딕"/>
+          <w:b w:val="0"/>
+          <w:color w:val="6B7280"/>
+          <w:sz w:val="21"/>
+        </w:rPr>
+        <w:t xml:space="preserve">· </w:t>
+      </w:r>
+      <w:r>
+        <w:rPr w:rFonts="맑은 고딕">
+          <w:rFonts w:ascii="맑은 고딕" w:hAnsi="맑은 고딕" w:eastAsia="맑은 고딕"/>
+          <w:b/>
+          <w:color w:val="1F2937"/>
+          <w:sz w:val="21"/>
+        </w:rPr>
+        <w:t xml:space="preserve">시대의 흔적(스토리텔링): </w:t>
+      </w:r>
+      <w:r>
+        <w:rPr w:rFonts="맑은 고딕">
+          <w:rFonts w:ascii="맑은 고딕" w:hAnsi="맑은 고딕" w:eastAsia="맑은 고딕"/>
+          <w:b w:val="0"/>
+          <w:sz w:val="21"/>
+        </w:rPr>
+        <w:t>베트남 전쟁 종전 전후의 불안과 격동을 겪어내던 1970년대 청춘들에게 그녀의 결점 없는 청아한 목소리는 더없는 위안이자 영혼의 쉼터였습니다. 라디오 주파수를 타고 흘러나오던 그녀의 멜로디는 따스한 햇살이 내리쬐는 교정과 드라이브웨이의 낭만을 상징하며, 그 시절 순수했던 젊은 날의 노스탤지어를 고스란히 간직한 시대의 자화상으로 남아 있습니다.</w:t>
+      </w:r>
+    </w:p>
+    <w:p>
+      <w:pPr>
+        <w:spacing w:line="324" w:lineRule="auto" w:before="200" w:after="80"/>
+      </w:pPr>
+      <w:r>
+        <w:rPr w:rFonts="맑은 고딕">
+          <w:rFonts w:ascii="맑은 고딕" w:hAnsi="맑은 고딕" w:eastAsia="맑은 고딕"/>
+          <w:b/>
+          <w:color w:val="1E3A8A"/>
+          <w:sz w:val="24"/>
+        </w:rPr>
+        <w:t>4. 주요 수록곡 및 감상 제언</w:t>
+      </w:r>
+    </w:p>
+    <w:p>
+      <w:pPr>
+        <w:spacing w:line="324" w:lineRule="auto" w:after="80"/>
+      </w:pPr>
+      <w:r>
+        <w:rPr w:rFonts="맑은 고딕">
+          <w:rFonts w:ascii="맑은 고딕" w:hAnsi="맑은 고딕" w:eastAsia="맑은 고딕"/>
+          <w:b w:val="0"/>
+          <w:color w:val="6B7280"/>
+          <w:sz w:val="21"/>
+        </w:rPr>
+        <w:t xml:space="preserve">· </w:t>
+      </w:r>
+      <w:r>
+        <w:rPr w:rFonts="맑은 고딕">
+          <w:rFonts w:ascii="맑은 고딕" w:hAnsi="맑은 고딕" w:eastAsia="맑은 고딕"/>
+          <w:b/>
+          <w:color w:val="1F2937"/>
+          <w:sz w:val="21"/>
+        </w:rPr>
+        <w:t xml:space="preserve">주요 수록곡 특징: </w:t>
+      </w:r>
+      <w:r>
+        <w:rPr w:rFonts="맑은 고딕">
+          <w:rFonts w:ascii="맑은 고딕" w:hAnsi="맑은 고딕" w:eastAsia="맑은 고딕"/>
+          <w:b w:val="0"/>
+          <w:sz w:val="21"/>
+        </w:rPr>
+        <w:t>숨결 하나까지 사랑의 고백으로 피어나는 불멸의 발라드 "I Honestly Love You", 현대인의 지친 영혼을 부드러운 스트링과 온기로 다독이는 빌보드 1위 곡 "Have You Never Been Mellow", 밝고 경쾌한 컨트리 리듬과 풍성한 코러스가 돋보이는 "Let Me Be There"와 "If You Love Me (Let Me Know)", 그리고 애잔한 멜로디와 서정성이 빛나는 "Please Mr. Please"와 "Sam"에 이르기까지 올리비아 특유의 눈부신 보컬 미학이 절정을 이룹니다.</w:t>
+      </w:r>
+    </w:p>
+    <w:p>
+      <w:pPr>
+        <w:spacing w:line="324" w:lineRule="auto" w:after="80"/>
+      </w:pPr>
+      <w:r>
+        <w:rPr w:rFonts="맑은 고딕">
+          <w:rFonts w:ascii="맑은 고딕" w:hAnsi="맑은 고딕" w:eastAsia="맑은 고딕"/>
+          <w:b w:val="0"/>
+          <w:color w:val="6B7280"/>
+          <w:sz w:val="21"/>
+        </w:rPr>
+        <w:t xml:space="preserve">· </w:t>
+      </w:r>
+      <w:r>
+        <w:rPr w:rFonts="맑은 고딕">
+          <w:rFonts w:ascii="맑은 고딕" w:hAnsi="맑은 고딕" w:eastAsia="맑은 고딕"/>
+          <w:b/>
+          <w:color w:val="1F2937"/>
+          <w:sz w:val="21"/>
+        </w:rPr>
+        <w:t xml:space="preserve">빈티지 감상 제언: </w:t>
+      </w:r>
+      <w:r>
+        <w:rPr w:rFonts="맑은 고딕">
+          <w:rFonts w:ascii="맑은 고딕" w:hAnsi="맑은 고딕" w:eastAsia="맑은 고딕"/>
+          <w:b w:val="0"/>
+          <w:sz w:val="21"/>
+        </w:rPr>
+        <w:t>턴테이블의 바늘이 묵직한 LP의 소릿골을 타고 흐를 때 피어오르는 진공관 앰프의 따스한 배음은 올리비아의 고결한 미성과 비브라토를 한층 입체적이고 포근하게 감싸 안습니다. 늦은 밤 조명을 낮추고 어쿠스틱 기타와 스트링 세션의 유려한 공간감에 집중한다면, 디지털 음원에서는 포착하기 힘든 보컬의 미세한 숨결과 아날로그 녹음 특유의 그윽한 정취를 만끽할 수 있습니다.</w:t>
+      </w:r>
+    </w:p>
+    <w:p>
+      <w:pPr>
+        <w:spacing w:line="324" w:lineRule="auto" w:after="80"/>
+      </w:pPr>
+      <w:r>
+        <w:rPr w:rFonts="맑은 고딕">
+          <w:rFonts w:ascii="맑은 고딕" w:hAnsi="맑은 고딕" w:eastAsia="맑은 고딕"/>
+          <w:b w:val="0"/>
+          <w:color w:val="6B7280"/>
+          <w:sz w:val="21"/>
+        </w:rPr>
+        <w:t xml:space="preserve">· </w:t>
+      </w:r>
+      <w:r>
+        <w:rPr w:rFonts="맑은 고딕">
+          <w:rFonts w:ascii="맑은 고딕" w:hAnsi="맑은 고딕" w:eastAsia="맑은 고딕"/>
+          <w:b/>
+          <w:color w:val="1F2937"/>
+          <w:sz w:val="21"/>
+        </w:rPr>
+        <w:t xml:space="preserve">소장 가치: </w:t>
+      </w:r>
+      <w:r>
+        <w:rPr w:rFonts="맑은 고딕">
+          <w:rFonts w:ascii="맑은 고딕" w:hAnsi="맑은 고딕" w:eastAsia="맑은 고딕"/>
+          <w:b w:val="0"/>
+          <w:sz w:val="21"/>
+        </w:rPr>
+        <w:t>80년대 신스팝의 여왕으로 변모하기 전, 포크와 컨트리 팝의 요정으로 세계를 매혹했던 그녀의 가장 순결한 순간을 물리적 매체로 간직할 수 있는 명반입니다. 앨범 커버에 드리워진 그녀의 우아한 초상과 완벽한 트랙 리스트만으로도 바이닐 컬렉터의 오디오 랙에서 영원히 빛날 독보적인 소장 가치를 지닙니다.</w:t>
+      </w:r>
+    </w:p>
+    <w:p>
+      <w:pPr>
+        <w:spacing w:line="324" w:lineRule="auto" w:after="120" w:before="160"/>
+      </w:pPr>
+      <w:r>
+        <w:rPr w:rFonts="맑은 고딕">
+          <w:rFonts w:ascii="맑은 고딕" w:hAnsi="맑은 고딕" w:eastAsia="맑은 고딕"/>
+          <w:b/>
+          <w:color w:val="4338CA"/>
+          <w:sz w:val="21"/>
+        </w:rPr>
+        <w:t>이 음반을 통해 아날로그의 따스한 소릿골 사이로 청아하게 피어나는 올리비아 뉴튼 존의 순수한 선율이 전해주는 감동을 다시 한번 경험해 보시는 것은 어떨까요?</w:t>
       </w:r>
     </w:p>
     <w:sectPr>
       <w:pgSz w:w="12240" w:h="15840"/>
-      <w:pgMar w:top="1440" w:right="1440" w:bottom="1440" w:left="1440" w:header="720" w:footer="720" w:gutter="0"/>
+      <w:pgMar w:top="1152" w:right="1296" w:bottom="1152" w:left="1296" w:header="720" w:footer="720" w:gutter="0"/>
       <w:cols w:space="720"/>
       <w:docGrid w:linePitch="360"/>
     </w:sectPr>

--- a/word_reports/LP_0259_위치_126_Olivia Newton John_Greate.docx
+++ b/word_reports/LP_0259_위치_126_Olivia Newton John_Greate.docx
@@ -32,7 +32,7 @@
     </w:p>
     <w:p>
       <w:pPr>
-        <w:spacing w:line="324" w:lineRule="auto" w:before="80" w:after="160"/>
+        <w:spacing w:line="324" w:lineRule="auto" w:before="80" w:after="120"/>
       </w:pPr>
       <w:r>
         <w:rPr w:rFonts="맑은 고딕">
@@ -42,13 +42,6 @@
           <w:sz w:val="22"/>
         </w:rPr>
         <w:t xml:space="preserve">[음반 소개] </w:t>
-      </w:r>
-      <w:r>
-        <w:rPr w:rFonts="맑은 고딕">
-          <w:rFonts w:ascii="맑은 고딕" w:hAnsi="맑은 고딕" w:eastAsia="맑은 고딕"/>
-          <w:b w:val="0"/>
-          <w:sz w:val="21"/>
-        </w:rPr>
       </w:r>
     </w:p>
     <w:p>
@@ -61,7 +54,33 @@
           <w:b w:val="0"/>
           <w:sz w:val="21"/>
         </w:rPr>
-        <w:t>순백의 수정처럼 맑고 투명한 음색으로 1970년대 팝 음악계의 은막을 화려하게 수놓았던 올리비아 뉴튼 존의 첫 번째 황금기를 갈무리한 기념비적 명반입니다. 컨트리의 소박한 서정성과 팝의 유려한 멜로디가 절묘하게 교차하던 시절, 그녀가 세상에 건넨 순수한 위로와 눈부신 낭만이 아날로그 그루브 속에 오롯이 새겨져 있습니다. 시대를 초월하여 듣는 이의 메마른 감성을 촉촉하게 적셔주는 그녀의 초기 대표작들은 반세기가 흐른 오늘날에도 여전히 영롱한 빛을 발합니다.</w:t>
+        <w:t>1970년대 대중음악의 찬란한 황금기 한가운데에서, 티 없이 맑고 영롱한 크리스털 같은 음색으로 전 세계인의 심금을 울린 올리비아 뉴튼 존. 포크의 소박한 숨결과 컨트리의 따스한 흙내음, 그리고 세련된 어덜트 컨템포러리 팝의 서정을 부드럽게 융화시킨 그녀의 음악 여정에서, 1977년 발표된 《Greatest Hits》는 그녀의 가장 눈부셨던 초기 전성기를 완벽하게 집대성한 기념비적 걸작입니다. 당대 팝 시장의 상업적 공식에 함몰되지 않고, 목소리 본연이 지닌 순수함과 서정적인 멜로디의 힘으로 대중과 깊이 교감했던 아티스트의 정수가 이 한 장의 바이닐 속에 오롯이 응축되어 있습니다.</w:t>
+      </w:r>
+    </w:p>
+    <w:p>
+      <w:pPr>
+        <w:spacing w:line="324" w:lineRule="auto" w:after="120"/>
+      </w:pPr>
+      <w:r>
+        <w:rPr w:rFonts="맑은 고딕">
+          <w:rFonts w:ascii="맑은 고딕" w:hAnsi="맑은 고딕" w:eastAsia="맑은 고딕"/>
+          <w:b w:val="0"/>
+          <w:sz w:val="21"/>
+        </w:rPr>
+        <w:t>이 음반은 단순한 히트곡의 기계적 나열을 넘어, 1970년대 팝 음악사에 아로새겨진 한 편의 아름다운 성장 서사이자 혁신을 증명합니다. 영국에서 태어나 호주에서 성장한 뒤 보수적인 미국 음악 시장에 도전장을 던진 올리비아 뉴튼 존은, 컨트리 음악의 심장부인 내슈빌의 배타적 장벽을 무너뜨리며 팝과 컨트리 양대 차트를 동시에 석권하는 전무후무한 쾌거를 이루어냈습니다. 밥 딜런의 곡을 특유의 산뜻한 숨결로 재해석한 ‘If Not for You’부터 내슈빌 사운드의 정취를 머금은 ‘Let Me Be There’, 그리고 그래미를 휩쓴 불멸의 발라드 ‘I Honestly Love You’에 이르기까지, 수록된 트랙들은 팝 음악이 도달할 수 있는 가장 순결하고 우아한 서정의 극치를 보여줍니다.</w:t>
+      </w:r>
+    </w:p>
+    <w:p>
+      <w:pPr>
+        <w:spacing w:line="324" w:lineRule="auto" w:after="120"/>
+      </w:pPr>
+      <w:r>
+        <w:rPr w:rFonts="맑은 고딕">
+          <w:rFonts w:ascii="맑은 고딕" w:hAnsi="맑은 고딕" w:eastAsia="맑은 고딕"/>
+          <w:b w:val="0"/>
+          <w:sz w:val="21"/>
+        </w:rPr>
+        <w:t>올리비아 뉴튼 존이 노래를 통해 세상에 전하고자 했던 메시지는 거창한 담론이 아닌, 상처 입은 영혼을 어루만지는 무조건적인 사랑과 따스한 위안이었습니다. 과장된 기교를 배제한 채 물 흐르듯 유려하게 흐르는 프레이징과 은은하게 떨리는 청아한 비브라토는, 반세기의 세월이 흐른 오늘날에도 바래지 않는 영원성을 획득합니다. 아날로그 바이닐의 미세한 소리골을 타고 흐르는 그녀의 목소리는, 차가운 디지털 음원에 지친 현대인들의 마음에 한 줄기 눈부신 햇살처럼 내려앉아 잊혀졌던 낭만의 가치를 조용히 일깨워줍니다.</w:t>
       </w:r>
     </w:p>
     <w:p>
@@ -168,7 +187,7 @@
           <w:b w:val="0"/>
           <w:sz w:val="21"/>
         </w:rPr>
-        <w:t>1977년 MCA 레코드를 통해 발매된 본작은 1971년 데뷔 이래 컨트리와 팝의 경계를 허물며 전 세계적인 연인으로 도약한 올리비아 뉴튼 존의 초기 전성기 대표곡들을 완벽하게 집대성한 정규 베스트 앨범입니다.</w:t>
+        <w:t>1977년 MCA 레코드를 통해 발매된 올리비아 뉴튼 존의 첫 번째 공식 베스트 앨범으로, 1971년 데뷔 시절부터 1970년대 중반까지 그녀를 세계적 슈퍼스타의 반열에 올려놓은 골든 트랙들을 엄선하여 정규 음반 이상의 완결성을 지니도록 기획된 명반입니다.</w:t>
       </w:r>
     </w:p>
     <w:p>
@@ -199,7 +218,7 @@
           <w:b w:val="0"/>
           <w:sz w:val="21"/>
         </w:rPr>
-        <w:t>발매 직후 미국 빌보드 200 앨범 차트 최상위권에 오르고 미국 내에서만 200만 장 이상의 판매고를 기록하여 미국음반산업협회(RIAA) 더블 플래티넘을 공인받았으며, 영국, 캐나다, 일본 등 전 세계 차트를 석권하며 폭발적인 상업적 성공을 거두었습니다.</w:t>
+        <w:t>발매 직후 미국 RIAA 더블 플래티넘(200만 장 이상)을 기록하였으며, 빌보드 200 앨범 차트 최상위권 및 컨트리 앨범 차트 정상을 차지하는 등 전 세계적으로 수백만 장의 판매고를 기록하며 오랜 세월 사랑받은 스테디셀러입니다.</w:t>
       </w:r>
     </w:p>
     <w:p>
@@ -230,7 +249,7 @@
           <w:b w:val="0"/>
           <w:sz w:val="21"/>
         </w:rPr>
-        <w:t>앨범에 수록된 불후의 명곡 "I Honestly Love You"로 그래미 어워드 '올해의 레코드(Record of the Year)' 및 '최우수 여성 팝 보컬'을 수상하고, "Let Me Be There"로 '최우수 여성 컨트리 보컬'을 거머쥐었으며, 아메리칸 뮤직 어워드(AMA)의 주요 부문을 휩쓸며 당대 대중음악계 최고의 디바로 확고히 공인받았습니다.</w:t>
+        <w:t>앨범에 수록된 대표곡들을 통해 그래미 어워드 ‘최우수 여성 컨트리 보컬 퍼포먼스(1973)’, ‘올해의 레코드(1974)’, ‘최우수 여성 팝 보컬 퍼포먼스(1974)’를 휩쓸며 당대 평단과 대중 모두에게 최고의 권위를 인정받았습니다.</w:t>
       </w:r>
     </w:p>
     <w:p>
@@ -337,7 +356,7 @@
           <w:b w:val="0"/>
           <w:sz w:val="21"/>
         </w:rPr>
-        <w:t>솔로</w:t>
+        <w:t>솔로 (Solo)</w:t>
       </w:r>
     </w:p>
     <w:p>
@@ -368,7 +387,7 @@
           <w:b w:val="0"/>
           <w:sz w:val="21"/>
         </w:rPr>
-        <w:t>티 없이 맑은 미성과 탁월한 음악적 감수성으로 포크, 컨트리, 팝, 뮤지컬 영화 음악에 이르기까지 폭넓은 스펙트럼을 유려하게 아우른 20세기 팝 음악사의 독보적인 디바입니다. 영화 &lt;그리스(Grease)&gt;의 대성공과 80년대 "Physical" 신드롬 이전, 따스하고 서정적인 보컬로 전 세계 음악 팬들의 마음을 어루만지며 대중문화의 상징적 아이콘으로 영원히 각인되었습니다.</w:t>
+        <w:t>청아하고 청순한 미성과 뛰어난 감수성으로 1970~80년대 팝과 컨트리, 댄스를 아우르며 시대를 풍미한 20세기 대중음악의 영원한 디바입니다. 초기 서정적인 포크·컨트리 팝에서 출발해 영화 《Grease》의 주연과 80년대 신스팝 걸작 《Physical》에 이르기까지 다채로운 음악적 변신을 성공시키며 전 세계 음악팬들의 영원한 연인으로 기억되고 있습니다.</w:t>
       </w:r>
     </w:p>
     <w:p>
@@ -413,7 +432,7 @@
           <w:b w:val="0"/>
           <w:sz w:val="21"/>
         </w:rPr>
-        <w:t>1970년대 어쿠스틱 포크와 컨트리 팝이 주류 대중음악의 중심에 서 있던 시기, 보컬리스트로서 올리비아 뉴튼 존이 구축한 가장 순수하고 찬란한 음악적 정점을 증명하는 작품입니다. 빌보드 정상을 정복한 메가 히트곡들이 유기적으로 엮여 있어 단순한 모음집을 넘어 한 시대의 낭만주의 팝 미학을 완결한 마스터피스로 평가받습니다.</w:t>
+        <w:t>전통적인 컨트리 음악의 어법을 세련된 팝 멜로디와 결합하여 대중화시킨 ‘컨트리 팝 크로스오버’의 역사적 분기점을 상징하는 음반입니다. 1970년대 중반 어덜트 컨템포러리(AC) 사운드의 이상적인 기준을 정립하였으며, 여성 솔로 아티스트가 구현할 수 있는 가장 기품 있고 대중적인 보컬 미학을 완성했다는 음악사적 평가를 받습니다.</w:t>
       </w:r>
     </w:p>
     <w:p>
@@ -444,7 +463,7 @@
           <w:b w:val="0"/>
           <w:sz w:val="21"/>
         </w:rPr>
-        <w:t>베트남 전쟁 종전 전후의 불안과 격동을 겪어내던 1970년대 청춘들에게 그녀의 결점 없는 청아한 목소리는 더없는 위안이자 영혼의 쉼터였습니다. 라디오 주파수를 타고 흘러나오던 그녀의 멜로디는 따스한 햇살이 내리쬐는 교정과 드라이브웨이의 낭만을 상징하며, 그 시절 순수했던 젊은 날의 노스탤지어를 고스란히 간직한 시대의 자화상으로 남아 있습니다.</w:t>
+        <w:t>베트남 전쟁의 종식과 오일 쇼크 등 사회적 불안과 혼란이 교차하던 1970년대 중반, 올리비아 뉴튼 존의 맑고 결점 없는 목소리는 대중에게 크나큰 정서적 도피처이자 평온한 안식처였습니다. 당시 청춘들은 턴테이블 위에서 회전하는 그녀의 단아한 멜로디를 통해 메마른 일상을 위로받았으며, 시대의 공기 속에 낭만주의적 온기를 불어넣었던 상징적인 작품입니다.</w:t>
       </w:r>
     </w:p>
     <w:p>
@@ -489,7 +508,7 @@
           <w:b w:val="0"/>
           <w:sz w:val="21"/>
         </w:rPr>
-        <w:t>숨결 하나까지 사랑의 고백으로 피어나는 불멸의 발라드 "I Honestly Love You", 현대인의 지친 영혼을 부드러운 스트링과 온기로 다독이는 빌보드 1위 곡 "Have You Never Been Mellow", 밝고 경쾌한 컨트리 리듬과 풍성한 코러스가 돋보이는 "Let Me Be There"와 "If You Love Me (Let Me Know)", 그리고 애잔한 멜로디와 서정성이 빛나는 "Please Mr. Please"와 "Sam"에 이르기까지 올리비아 특유의 눈부신 보컬 미학이 절정을 이룹니다.</w:t>
+        <w:t>맑은 통기타 선율 위로 풋풋한 서정을 노래한 ‘If Not for You’, 경쾌한 컨트리 리듬과 풍성한 백킹 코러스가 어우러진 ‘Let Me Be There’와 ‘If You Love Me (Let Me Know)’, 숨이 멎을 듯 투명한 감정의 결을 담아낸 불멸의 명곡 ‘I Honestly Love You’, 그리고 부드럽고 온화한 선율로 마음을 녹이는 ‘Have You Never Been Mellow’ 등 수록곡 하나하나가 찬란한 서정미를 자랑합니다.</w:t>
       </w:r>
     </w:p>
     <w:p>
@@ -520,7 +539,7 @@
           <w:b w:val="0"/>
           <w:sz w:val="21"/>
         </w:rPr>
-        <w:t>턴테이블의 바늘이 묵직한 LP의 소릿골을 타고 흐를 때 피어오르는 진공관 앰프의 따스한 배음은 올리비아의 고결한 미성과 비브라토를 한층 입체적이고 포근하게 감싸 안습니다. 늦은 밤 조명을 낮추고 어쿠스틱 기타와 스트링 세션의 유려한 공간감에 집중한다면, 디지털 음원에서는 포착하기 힘든 보컬의 미세한 숨결과 아날로그 녹음 특유의 그윽한 정취를 만끽할 수 있습니다.</w:t>
+        <w:t>본 음반의 바이닐 사운드는 진공관 앰프의 따스한 배음과 매칭될 때 그 매력이 배가됩니다. 어쿠스틱 기타 현의 청명한 탄현, 아련하게 감겨오는 페달 스틸 기타의 울림, 그리고 턴테이블 바늘이 소리골을 스치며 전하는 자연스러운 잔향 속에서 올리비아의 미세한 숨결과 입술의 떨림까지 마치 눈앞에서 라이브를 마주하듯 생생하게 감상할 수 있습니다.</w:t>
       </w:r>
     </w:p>
     <w:p>
@@ -551,7 +570,7 @@
           <w:b w:val="0"/>
           <w:sz w:val="21"/>
         </w:rPr>
-        <w:t>80년대 신스팝의 여왕으로 변모하기 전, 포크와 컨트리 팝의 요정으로 세계를 매혹했던 그녀의 가장 순결한 순간을 물리적 매체로 간직할 수 있는 명반입니다. 앨범 커버에 드리워진 그녀의 우아한 초상과 완벽한 트랙 리스트만으로도 바이닐 컬렉터의 오디오 랙에서 영원히 빛날 독보적인 소장 가치를 지닙니다.</w:t>
+        <w:t>1970년대 아날로그 녹음 기술의 정점과 팝 역사상 가장 아름다웠던 보컬리스트의 청춘이 고스란히 봉인된 앨범입니다. 올리비아 뉴튼 존의 초기 음악 세계를 완벽한 음질의 LP로 조망할 수 있는 최상의 컬렉션이자, 시대를 초월해 서가 한구석을 빛내줄 클래식 팝의 영원한 정전(Canon)으로서 독보적인 소장 가치를 지닙니다.</w:t>
       </w:r>
     </w:p>
     <w:p>
@@ -565,7 +584,7 @@
           <w:color w:val="4338CA"/>
           <w:sz w:val="21"/>
         </w:rPr>
-        <w:t>이 음반을 통해 아날로그의 따스한 소릿골 사이로 청아하게 피어나는 올리비아 뉴튼 존의 순수한 선율이 전해주는 감동을 다시 한번 경험해 보시는 것은 어떨까요?</w:t>
+        <w:t>이 음반을 통해 티 없이 맑은 크리스털 음색과 아날로그 바이닐의 따스한 온기가 마음속 깊은 곳까지 전해주는 감동을 다시 한번 경험해 보시는 것은 어떨까요?</w:t>
       </w:r>
     </w:p>
     <w:sectPr>
